--- a/storage/app/templates/Dogovor_o_prakticheskoy_podgotovke_s_prilozheniem.docx
+++ b/storage/app/templates/Dogovor_o_prakticheskoy_podgotovke_s_prilozheniem.docx
@@ -10,12 +10,28 @@
         </w:tabs>
         <w:ind w:left="360"/>
         <w:jc w:val="right"/>
-        <w:rPr>
-          <w:bCs/>
-          <w:sz w:val="22"/>
-          <w:szCs w:val="22"/>
-        </w:rPr>
-      </w:pPr>
+      </w:pPr>
+      <w:r>
+        <w:t>${</w:t>
+      </w:r>
+      <w:r>
+        <w:rPr>
+          <w:lang w:val="en-US"/>
+        </w:rPr>
+        <w:t>agreement</w:t>
+      </w:r>
+      <w:r>
+        <w:t>_</w:t>
+      </w:r>
+      <w:r>
+        <w:rPr>
+          <w:lang w:val="en-US"/>
+        </w:rPr>
+        <w:t>block</w:t>
+      </w:r>
+      <w:r>
+        <w:t>}</w:t>
+      </w:r>
     </w:p>
     <w:p>
       <w:pPr>
@@ -2832,6 +2848,8 @@
       </w:pPr>
       <w:bookmarkStart w:id="4" w:name="_Hlk149205617"/>
       <w:bookmarkStart w:id="5" w:name="_Hlk150359526"/>
+      <w:bookmarkStart w:id="6" w:name="_GoBack"/>
+      <w:bookmarkEnd w:id="6"/>
       <w:r>
         <w:rPr>
           <w:sz w:val="22"/>
@@ -2998,97 +3016,6 @@
         </w:rPr>
         <w:t>${</w:t>
       </w:r>
-      <w:proofErr w:type="spellStart"/>
-      <w:r>
-        <w:rPr>
-          <w:rFonts w:ascii="Consolas" w:hAnsi="Consolas" w:cs="Courier New"/>
-          <w:color w:val="0F1115"/>
-          <w:sz w:val="20"/>
-          <w:szCs w:val="20"/>
-        </w:rPr>
-        <w:t>practice_table</w:t>
-      </w:r>
-      <w:proofErr w:type="spellEnd"/>
-      <w:r>
-        <w:rPr>
-          <w:rFonts w:ascii="Consolas" w:hAnsi="Consolas" w:cs="Courier New"/>
-          <w:color w:val="0F1115"/>
-          <w:sz w:val="20"/>
-          <w:szCs w:val="20"/>
-        </w:rPr>
-        <w:t>}</w:t>
-      </w:r>
-    </w:p>
-    <w:p>
-      <w:pPr>
-        <w:jc w:val="center"/>
-        <w:rPr>
-          <w:sz w:val="22"/>
-          <w:szCs w:val="22"/>
-        </w:rPr>
-      </w:pPr>
-    </w:p>
-    <w:p>
-      <w:pPr>
-        <w:jc w:val="center"/>
-        <w:rPr>
-          <w:sz w:val="22"/>
-          <w:szCs w:val="22"/>
-        </w:rPr>
-      </w:pPr>
-      <w:r>
-        <w:rPr>
-          <w:sz w:val="22"/>
-          <w:szCs w:val="22"/>
-        </w:rPr>
-        <w:t xml:space="preserve">2.Перечень согласованных помещений организации, в которых будет осуществляться практическая подготовка </w:t>
-      </w:r>
-      <w:r>
-        <w:rPr>
-          <w:sz w:val="22"/>
-          <w:szCs w:val="22"/>
-        </w:rPr>
-        <w:t>студентов</w:t>
-      </w:r>
-    </w:p>
-    <w:p>
-      <w:pPr>
-        <w:tabs>
-          <w:tab w:val="left" w:pos="916"/>
-          <w:tab w:val="left" w:pos="1832"/>
-          <w:tab w:val="left" w:pos="2748"/>
-          <w:tab w:val="left" w:pos="3664"/>
-          <w:tab w:val="left" w:pos="4580"/>
-          <w:tab w:val="left" w:pos="5496"/>
-          <w:tab w:val="left" w:pos="6412"/>
-          <w:tab w:val="left" w:pos="7328"/>
-          <w:tab w:val="left" w:pos="8244"/>
-          <w:tab w:val="left" w:pos="9160"/>
-          <w:tab w:val="left" w:pos="10076"/>
-          <w:tab w:val="left" w:pos="10992"/>
-          <w:tab w:val="left" w:pos="11908"/>
-          <w:tab w:val="left" w:pos="12824"/>
-          <w:tab w:val="left" w:pos="13740"/>
-          <w:tab w:val="left" w:pos="14656"/>
-        </w:tabs>
-        <w:wordWrap w:val="0"/>
-        <w:spacing w:line="330" w:lineRule="atLeast"/>
-        <w:rPr>
-          <w:rFonts w:ascii="Consolas" w:hAnsi="Consolas" w:cs="Courier New"/>
-          <w:color w:val="0F1115"/>
-          <w:sz w:val="20"/>
-          <w:szCs w:val="20"/>
-        </w:rPr>
-      </w:pPr>
-      <w:r>
-        <w:rPr>
-          <w:rFonts w:ascii="Consolas" w:hAnsi="Consolas" w:cs="Courier New"/>
-          <w:color w:val="0F1115"/>
-          <w:sz w:val="20"/>
-          <w:szCs w:val="20"/>
-        </w:rPr>
-        <w:t>${</w:t>
-      </w:r>
       <w:r>
         <w:rPr>
           <w:rFonts w:ascii="Consolas" w:hAnsi="Consolas" w:cs="Courier New"/>
@@ -3097,10 +3024,8 @@
           <w:szCs w:val="20"/>
           <w:lang w:val="en-US"/>
         </w:rPr>
-        <w:t>bases</w:t>
-      </w:r>
-      <w:bookmarkStart w:id="6" w:name="_GoBack"/>
-      <w:bookmarkEnd w:id="6"/>
+        <w:t>practice</w:t>
+      </w:r>
       <w:r>
         <w:rPr>
           <w:rFonts w:ascii="Consolas" w:hAnsi="Consolas" w:cs="Courier New"/>
@@ -3110,17 +3035,16 @@
         </w:rPr>
         <w:t>_</w:t>
       </w:r>
-      <w:proofErr w:type="spellStart"/>
       <w:r>
         <w:rPr>
           <w:rFonts w:ascii="Consolas" w:hAnsi="Consolas" w:cs="Courier New"/>
           <w:color w:val="0F1115"/>
           <w:sz w:val="20"/>
           <w:szCs w:val="20"/>
+          <w:lang w:val="en-US"/>
         </w:rPr>
         <w:t>table</w:t>
       </w:r>
-      <w:proofErr w:type="spellEnd"/>
       <w:r>
         <w:rPr>
           <w:rFonts w:ascii="Consolas" w:hAnsi="Consolas" w:cs="Courier New"/>
@@ -3131,6 +3055,299 @@
         <w:t>}</w:t>
       </w:r>
     </w:p>
+    <w:p>
+      <w:pPr>
+        <w:jc w:val="center"/>
+        <w:rPr>
+          <w:sz w:val="22"/>
+          <w:szCs w:val="22"/>
+        </w:rPr>
+      </w:pPr>
+    </w:p>
+    <w:p>
+      <w:pPr>
+        <w:jc w:val="center"/>
+        <w:rPr>
+          <w:sz w:val="22"/>
+          <w:szCs w:val="22"/>
+        </w:rPr>
+      </w:pPr>
+      <w:r>
+        <w:rPr>
+          <w:sz w:val="22"/>
+          <w:szCs w:val="22"/>
+        </w:rPr>
+        <w:t xml:space="preserve">2.Перечень согласованных помещений организации, в которых будет осуществляться практическая подготовка </w:t>
+      </w:r>
+      <w:r>
+        <w:rPr>
+          <w:sz w:val="22"/>
+          <w:szCs w:val="22"/>
+        </w:rPr>
+        <w:t>студентов</w:t>
+      </w:r>
+    </w:p>
+    <w:tbl>
+      <w:tblPr>
+        <w:tblW w:w="0" w:type="auto"/>
+        <w:tblBorders>
+          <w:top w:val="single" w:sz="4" w:space="0" w:color="auto"/>
+          <w:left w:val="single" w:sz="4" w:space="0" w:color="auto"/>
+          <w:bottom w:val="single" w:sz="4" w:space="0" w:color="auto"/>
+          <w:right w:val="single" w:sz="4" w:space="0" w:color="auto"/>
+          <w:insideH w:val="single" w:sz="4" w:space="0" w:color="auto"/>
+          <w:insideV w:val="single" w:sz="4" w:space="0" w:color="auto"/>
+        </w:tblBorders>
+        <w:tblLook w:val="04A0" w:firstRow="1" w:lastRow="0" w:firstColumn="1" w:lastColumn="0" w:noHBand="0" w:noVBand="1"/>
+      </w:tblPr>
+      <w:tblGrid>
+        <w:gridCol w:w="723"/>
+        <w:gridCol w:w="4630"/>
+        <w:gridCol w:w="3934"/>
+      </w:tblGrid>
+      <w:tr>
+        <w:tc>
+          <w:tcPr>
+            <w:tcW w:w="723" w:type="dxa"/>
+            <w:tcBorders>
+              <w:top w:val="single" w:sz="4" w:space="0" w:color="auto"/>
+              <w:left w:val="single" w:sz="4" w:space="0" w:color="auto"/>
+              <w:bottom w:val="single" w:sz="4" w:space="0" w:color="auto"/>
+              <w:right w:val="single" w:sz="4" w:space="0" w:color="auto"/>
+            </w:tcBorders>
+            <w:hideMark/>
+          </w:tcPr>
+          <w:p>
+            <w:pPr>
+              <w:jc w:val="center"/>
+              <w:rPr>
+                <w:sz w:val="22"/>
+                <w:szCs w:val="22"/>
+              </w:rPr>
+            </w:pPr>
+            <w:r>
+              <w:rPr>
+                <w:sz w:val="22"/>
+                <w:szCs w:val="22"/>
+              </w:rPr>
+              <w:t>№п/п</w:t>
+            </w:r>
+          </w:p>
+        </w:tc>
+        <w:tc>
+          <w:tcPr>
+            <w:tcW w:w="4630" w:type="dxa"/>
+            <w:tcBorders>
+              <w:top w:val="single" w:sz="4" w:space="0" w:color="auto"/>
+              <w:left w:val="single" w:sz="4" w:space="0" w:color="auto"/>
+              <w:bottom w:val="single" w:sz="4" w:space="0" w:color="auto"/>
+              <w:right w:val="single" w:sz="4" w:space="0" w:color="auto"/>
+            </w:tcBorders>
+            <w:hideMark/>
+          </w:tcPr>
+          <w:p>
+            <w:pPr>
+              <w:jc w:val="center"/>
+              <w:rPr>
+                <w:sz w:val="22"/>
+                <w:szCs w:val="22"/>
+              </w:rPr>
+            </w:pPr>
+            <w:r>
+              <w:rPr>
+                <w:sz w:val="22"/>
+                <w:szCs w:val="22"/>
+              </w:rPr>
+              <w:t>Адрес помещения</w:t>
+            </w:r>
+          </w:p>
+        </w:tc>
+        <w:tc>
+          <w:tcPr>
+            <w:tcW w:w="3934" w:type="dxa"/>
+            <w:tcBorders>
+              <w:top w:val="single" w:sz="4" w:space="0" w:color="auto"/>
+              <w:left w:val="single" w:sz="4" w:space="0" w:color="auto"/>
+              <w:bottom w:val="single" w:sz="4" w:space="0" w:color="auto"/>
+              <w:right w:val="single" w:sz="4" w:space="0" w:color="auto"/>
+            </w:tcBorders>
+            <w:hideMark/>
+          </w:tcPr>
+          <w:p>
+            <w:pPr>
+              <w:jc w:val="center"/>
+              <w:rPr>
+                <w:sz w:val="22"/>
+                <w:szCs w:val="22"/>
+              </w:rPr>
+            </w:pPr>
+            <w:r>
+              <w:rPr>
+                <w:sz w:val="22"/>
+                <w:szCs w:val="22"/>
+              </w:rPr>
+              <w:t>Наименование помещения</w:t>
+            </w:r>
+          </w:p>
+        </w:tc>
+      </w:tr>
+      <w:tr>
+        <w:tc>
+          <w:tcPr>
+            <w:tcW w:w="723" w:type="dxa"/>
+            <w:tcBorders>
+              <w:top w:val="single" w:sz="4" w:space="0" w:color="auto"/>
+              <w:left w:val="single" w:sz="4" w:space="0" w:color="auto"/>
+              <w:bottom w:val="single" w:sz="4" w:space="0" w:color="auto"/>
+              <w:right w:val="single" w:sz="4" w:space="0" w:color="auto"/>
+            </w:tcBorders>
+          </w:tcPr>
+          <w:p>
+            <w:pPr>
+              <w:jc w:val="center"/>
+              <w:rPr>
+                <w:sz w:val="22"/>
+                <w:szCs w:val="22"/>
+              </w:rPr>
+            </w:pPr>
+            <w:r>
+              <w:rPr>
+                <w:sz w:val="22"/>
+                <w:szCs w:val="22"/>
+              </w:rPr>
+              <w:t>1.</w:t>
+            </w:r>
+          </w:p>
+        </w:tc>
+        <w:tc>
+          <w:tcPr>
+            <w:tcW w:w="4630" w:type="dxa"/>
+            <w:tcBorders>
+              <w:top w:val="single" w:sz="4" w:space="0" w:color="auto"/>
+              <w:left w:val="single" w:sz="4" w:space="0" w:color="auto"/>
+              <w:bottom w:val="single" w:sz="4" w:space="0" w:color="auto"/>
+              <w:right w:val="single" w:sz="4" w:space="0" w:color="auto"/>
+            </w:tcBorders>
+          </w:tcPr>
+          <w:p>
+            <w:pPr>
+              <w:jc w:val="center"/>
+              <w:rPr>
+                <w:sz w:val="22"/>
+                <w:szCs w:val="22"/>
+              </w:rPr>
+            </w:pPr>
+          </w:p>
+          <w:p>
+            <w:pPr>
+              <w:jc w:val="center"/>
+              <w:rPr>
+                <w:sz w:val="22"/>
+                <w:szCs w:val="22"/>
+              </w:rPr>
+            </w:pPr>
+          </w:p>
+        </w:tc>
+        <w:tc>
+          <w:tcPr>
+            <w:tcW w:w="3934" w:type="dxa"/>
+            <w:tcBorders>
+              <w:top w:val="single" w:sz="4" w:space="0" w:color="auto"/>
+              <w:left w:val="single" w:sz="4" w:space="0" w:color="auto"/>
+              <w:bottom w:val="single" w:sz="4" w:space="0" w:color="auto"/>
+              <w:right w:val="single" w:sz="4" w:space="0" w:color="auto"/>
+            </w:tcBorders>
+          </w:tcPr>
+          <w:p>
+            <w:pPr>
+              <w:jc w:val="center"/>
+              <w:rPr>
+                <w:sz w:val="22"/>
+                <w:szCs w:val="22"/>
+              </w:rPr>
+            </w:pPr>
+          </w:p>
+        </w:tc>
+      </w:tr>
+      <w:tr>
+        <w:tc>
+          <w:tcPr>
+            <w:tcW w:w="723" w:type="dxa"/>
+            <w:tcBorders>
+              <w:top w:val="single" w:sz="4" w:space="0" w:color="auto"/>
+              <w:left w:val="single" w:sz="4" w:space="0" w:color="auto"/>
+              <w:bottom w:val="single" w:sz="4" w:space="0" w:color="auto"/>
+              <w:right w:val="single" w:sz="4" w:space="0" w:color="auto"/>
+            </w:tcBorders>
+          </w:tcPr>
+          <w:p>
+            <w:pPr>
+              <w:jc w:val="center"/>
+              <w:rPr>
+                <w:sz w:val="22"/>
+                <w:szCs w:val="22"/>
+              </w:rPr>
+            </w:pPr>
+            <w:r>
+              <w:rPr>
+                <w:sz w:val="22"/>
+                <w:szCs w:val="22"/>
+              </w:rPr>
+              <w:t>2.</w:t>
+            </w:r>
+          </w:p>
+        </w:tc>
+        <w:tc>
+          <w:tcPr>
+            <w:tcW w:w="4630" w:type="dxa"/>
+            <w:tcBorders>
+              <w:top w:val="single" w:sz="4" w:space="0" w:color="auto"/>
+              <w:left w:val="single" w:sz="4" w:space="0" w:color="auto"/>
+              <w:bottom w:val="single" w:sz="4" w:space="0" w:color="auto"/>
+              <w:right w:val="single" w:sz="4" w:space="0" w:color="auto"/>
+            </w:tcBorders>
+          </w:tcPr>
+          <w:p>
+            <w:pPr>
+              <w:jc w:val="center"/>
+              <w:rPr>
+                <w:sz w:val="22"/>
+                <w:szCs w:val="22"/>
+              </w:rPr>
+            </w:pPr>
+          </w:p>
+          <w:p>
+            <w:pPr>
+              <w:jc w:val="center"/>
+              <w:rPr>
+                <w:sz w:val="22"/>
+                <w:szCs w:val="22"/>
+              </w:rPr>
+            </w:pPr>
+          </w:p>
+        </w:tc>
+        <w:tc>
+          <w:tcPr>
+            <w:tcW w:w="3934" w:type="dxa"/>
+            <w:tcBorders>
+              <w:top w:val="single" w:sz="4" w:space="0" w:color="auto"/>
+              <w:left w:val="single" w:sz="4" w:space="0" w:color="auto"/>
+              <w:bottom w:val="single" w:sz="4" w:space="0" w:color="auto"/>
+              <w:right w:val="single" w:sz="4" w:space="0" w:color="auto"/>
+            </w:tcBorders>
+          </w:tcPr>
+          <w:p>
+            <w:pPr>
+              <w:jc w:val="center"/>
+              <w:rPr>
+                <w:sz w:val="22"/>
+                <w:szCs w:val="22"/>
+              </w:rPr>
+            </w:pPr>
+          </w:p>
+        </w:tc>
+      </w:tr>
+    </w:tbl>
     <w:p>
       <w:pPr>
         <w:ind w:firstLine="709"/>
@@ -3487,7 +3704,102 @@
       <w:bookmarkEnd w:id="4"/>
       <w:bookmarkEnd w:id="5"/>
     </w:tbl>
-    <w:p/>
+    <w:p>
+      <w:pPr>
+        <w:rPr>
+          <w:lang w:val="en-US"/>
+        </w:rPr>
+      </w:pPr>
+    </w:p>
+    <w:p>
+      <w:pPr>
+        <w:rPr>
+          <w:lang w:val="en-US"/>
+        </w:rPr>
+      </w:pPr>
+    </w:p>
+    <w:p>
+      <w:pPr>
+        <w:rPr>
+          <w:lang w:val="en-US"/>
+        </w:rPr>
+      </w:pPr>
+    </w:p>
+    <w:p>
+      <w:pPr>
+        <w:rPr>
+          <w:lang w:val="en-US"/>
+        </w:rPr>
+      </w:pPr>
+    </w:p>
+    <w:p>
+      <w:pPr>
+        <w:rPr>
+          <w:lang w:val="en-US"/>
+        </w:rPr>
+      </w:pPr>
+    </w:p>
+    <w:p>
+      <w:pPr>
+        <w:rPr>
+          <w:lang w:val="en-US"/>
+        </w:rPr>
+      </w:pPr>
+    </w:p>
+    <w:p>
+      <w:pPr>
+        <w:rPr>
+          <w:lang w:val="en-US"/>
+        </w:rPr>
+      </w:pPr>
+    </w:p>
+    <w:p>
+      <w:pPr>
+        <w:rPr>
+          <w:lang w:val="en-US"/>
+        </w:rPr>
+      </w:pPr>
+    </w:p>
+    <w:p>
+      <w:pPr>
+        <w:rPr>
+          <w:lang w:val="en-US"/>
+        </w:rPr>
+      </w:pPr>
+    </w:p>
+    <w:p>
+      <w:pPr>
+        <w:rPr>
+          <w:lang w:val="en-US"/>
+        </w:rPr>
+      </w:pPr>
+      <w:r>
+        <w:rPr>
+          <w:lang w:val="en-US"/>
+        </w:rPr>
+        <w:t>${</w:t>
+      </w:r>
+      <w:r>
+        <w:rPr>
+          <w:lang w:val="en-US"/>
+        </w:rPr>
+        <w:t>/</w:t>
+      </w:r>
+      <w:proofErr w:type="spellStart"/>
+      <w:r>
+        <w:rPr>
+          <w:lang w:val="en-US"/>
+        </w:rPr>
+        <w:t>agreement_block</w:t>
+      </w:r>
+      <w:proofErr w:type="spellEnd"/>
+      <w:r>
+        <w:rPr>
+          <w:lang w:val="en-US"/>
+        </w:rPr>
+        <w:t>}</w:t>
+      </w:r>
+    </w:p>
     <w:sectPr>
       <w:pgSz w:w="11906" w:h="16838"/>
       <w:pgMar w:top="1134" w:right="850" w:bottom="1134" w:left="1701" w:header="708" w:footer="708" w:gutter="0"/>
@@ -3677,6 +3989,36 @@
   </w:num>
   <w:num w:numId="2">
     <w:abstractNumId w:val="1"/>
+  </w:num>
+  <w:num w:numId="3">
+    <w:abstractNumId w:val="0"/>
+    <w:lvlOverride w:ilvl="0">
+      <w:startOverride w:val="1"/>
+    </w:lvlOverride>
+    <w:lvlOverride w:ilvl="1">
+      <w:startOverride w:val="1"/>
+    </w:lvlOverride>
+    <w:lvlOverride w:ilvl="2">
+      <w:startOverride w:val="1"/>
+    </w:lvlOverride>
+    <w:lvlOverride w:ilvl="3">
+      <w:startOverride w:val="1"/>
+    </w:lvlOverride>
+    <w:lvlOverride w:ilvl="4">
+      <w:startOverride w:val="1"/>
+    </w:lvlOverride>
+    <w:lvlOverride w:ilvl="5">
+      <w:startOverride w:val="1"/>
+    </w:lvlOverride>
+    <w:lvlOverride w:ilvl="6">
+      <w:startOverride w:val="1"/>
+    </w:lvlOverride>
+    <w:lvlOverride w:ilvl="7">
+      <w:startOverride w:val="1"/>
+    </w:lvlOverride>
+    <w:lvlOverride w:ilvl="8">
+      <w:startOverride w:val="1"/>
+    </w:lvlOverride>
   </w:num>
 </w:numbering>
 </file>
